--- a/spa/docx/59.content.docx
+++ b/spa/docx/59.content.docx
@@ -19,7 +19,7 @@
         <w:rPr>
           <w:lang w:val="es_ES" w:bidi="es_ES"/>
         </w:rPr>
-        <w:t>Resource: Notas de Estudio - Introducciones a los Libros (Tyndale)</w:t>
+        <w:t>Resource: Tyndale Open Study Notes</w:t>
       </w:r>
       <w:r>
         <w:rPr>
@@ -112,7 +112,7 @@
         <w:rPr>
           <w:lang w:val="es_ES" w:bidi="es_ES"/>
         </w:rPr>
-        <w:t>Notas de Estudio - Introducciones a los Libros (Tyndale)</w:t>
+        <w:t>Tyndale Open Study Notes</w:t>
       </w:r>
     </w:p>
     <w:p>

--- a/spa/docx/59.content.docx
+++ b/spa/docx/59.content.docx
@@ -19,7 +19,7 @@
         <w:rPr>
           <w:lang w:val="es_ES" w:bidi="es_ES"/>
         </w:rPr>
-        <w:t>Resource: Tyndale Open Study Notes</w:t>
+        <w:t>Resource: Aquifer Open Study Notes (Book Intros)</w:t>
       </w:r>
       <w:r>
         <w:rPr>
@@ -112,7 +112,7 @@
         <w:rPr>
           <w:lang w:val="es_ES" w:bidi="es_ES"/>
         </w:rPr>
-        <w:t>Tyndale Open Study Notes</w:t>
+        <w:t>Aquifer Open Study Notes (Book Intros)</w:t>
       </w:r>
     </w:p>
     <w:p>

--- a/spa/docx/59.content.docx
+++ b/spa/docx/59.content.docx
@@ -258,180 +258,120 @@
         </w:rPr>
         <w:t>Jacobo, el hermano de Jesús, se convirtió en el líder reconocido de la iglesia de Jerusalén poco después de la resurrección de Jesús. Escribió a los cristianos judíos (</w:t>
       </w:r>
-      <w:hyperlink r:id="rId13">
-        <w:r>
-          <w:rPr>
-            <w:lang w:val="es_ES" w:bidi="es_ES"/>
-          </w:rPr>
-          <w:rPr>
-            <w:color w:val="0000EE"/>
-            <w:u w:val="single"/>
-          </w:rPr>
-          <w:t>St 1:1</w:t>
-        </w:r>
-      </w:hyperlink>
+      <w:r>
+        <w:rPr>
+          <w:lang w:val="es_ES" w:bidi="es_ES"/>
+        </w:rPr>
+        <w:t>St 1:1</w:t>
+      </w:r>
       <w:r>
         <w:rPr>
           <w:lang w:val="es_ES" w:bidi="es_ES"/>
         </w:rPr>
         <w:t>) que habían sido dispersados por la persecución que comenzó con la lapidación de Esteban (</w:t>
       </w:r>
-      <w:hyperlink r:id="rId14">
-        <w:r>
-          <w:rPr>
-            <w:lang w:val="es_ES" w:bidi="es_ES"/>
-          </w:rPr>
-          <w:rPr>
-            <w:color w:val="0000EE"/>
-            <w:u w:val="single"/>
-          </w:rPr>
-          <w:t>Hechos 8:1,</w:t>
-        </w:r>
-      </w:hyperlink>
+      <w:r>
+        <w:rPr>
+          <w:lang w:val="es_ES" w:bidi="es_ES"/>
+        </w:rPr>
+        <w:t>Hechos 8:1,</w:t>
+      </w:r>
       <w:r>
         <w:rPr>
           <w:lang w:val="es_ES" w:bidi="es_ES"/>
         </w:rPr>
         <w:t xml:space="preserve"> </w:t>
       </w:r>
-      <w:hyperlink r:id="rId15">
-        <w:r>
-          <w:rPr>
-            <w:lang w:val="es_ES" w:bidi="es_ES"/>
-          </w:rPr>
-          <w:rPr>
-            <w:color w:val="0000EE"/>
-            <w:u w:val="single"/>
-          </w:rPr>
-          <w:t>11:19</w:t>
-        </w:r>
-      </w:hyperlink>
+      <w:r>
+        <w:rPr>
+          <w:lang w:val="es_ES" w:bidi="es_ES"/>
+        </w:rPr>
+        <w:t>11:19</w:t>
+      </w:r>
       <w:r>
         <w:rPr>
           <w:lang w:val="es_ES" w:bidi="es_ES"/>
         </w:rPr>
         <w:t>). Vivían entre los judíos que anteriormente habían sido "dispersados" en la Diáspora (</w:t>
       </w:r>
-      <w:hyperlink r:id="rId13">
-        <w:r>
-          <w:rPr>
-            <w:lang w:val="es_ES" w:bidi="es_ES"/>
-          </w:rPr>
-          <w:rPr>
-            <w:color w:val="0000EE"/>
-            <w:u w:val="single"/>
-          </w:rPr>
-          <w:t>St 1:1,</w:t>
-        </w:r>
-      </w:hyperlink>
+      <w:r>
+        <w:rPr>
+          <w:lang w:val="es_ES" w:bidi="es_ES"/>
+        </w:rPr>
+        <w:t>St 1:1,</w:t>
+      </w:r>
       <w:r>
         <w:rPr>
           <w:lang w:val="es_ES" w:bidi="es_ES"/>
         </w:rPr>
         <w:t xml:space="preserve"> ver </w:t>
       </w:r>
-      <w:hyperlink r:id="rId16">
-        <w:r>
-          <w:rPr>
-            <w:lang w:val="es_ES" w:bidi="es_ES"/>
-          </w:rPr>
-          <w:rPr>
-            <w:color w:val="0000EE"/>
-            <w:u w:val="single"/>
-          </w:rPr>
-          <w:t>Juan 7:35</w:t>
-        </w:r>
-      </w:hyperlink>
+      <w:r>
+        <w:rPr>
+          <w:lang w:val="es_ES" w:bidi="es_ES"/>
+        </w:rPr>
+        <w:t>Juan 7:35</w:t>
+      </w:r>
       <w:r>
         <w:rPr>
           <w:lang w:val="es_ES" w:bidi="es_ES"/>
         </w:rPr>
         <w:t>). La Diáspora tuvo sus orígenes en la dispersión asiria de Israel (el reino del norte) en 722–721 a. C. y en el exilio babilónico de Judá (el reino del sur) en 586 a. C. Esta dispersión incluyó más tarde a muchos judíos que viajaron extensamente por los imperios griego y romano (</w:t>
       </w:r>
-      <w:hyperlink r:id="rId17">
-        <w:r>
-          <w:rPr>
-            <w:lang w:val="es_ES" w:bidi="es_ES"/>
-          </w:rPr>
-          <w:rPr>
-            <w:color w:val="0000EE"/>
-            <w:u w:val="single"/>
-          </w:rPr>
-          <w:t>St 4:13,</w:t>
-        </w:r>
-      </w:hyperlink>
+      <w:r>
+        <w:rPr>
+          <w:lang w:val="es_ES" w:bidi="es_ES"/>
+        </w:rPr>
+        <w:t>St 4:13,</w:t>
+      </w:r>
       <w:r>
         <w:rPr>
           <w:lang w:val="es_ES" w:bidi="es_ES"/>
         </w:rPr>
         <w:t xml:space="preserve"> </w:t>
       </w:r>
-      <w:hyperlink r:id="rId18">
-        <w:r>
-          <w:rPr>
-            <w:lang w:val="es_ES" w:bidi="es_ES"/>
-          </w:rPr>
-          <w:rPr>
-            <w:color w:val="0000EE"/>
-            <w:u w:val="single"/>
-          </w:rPr>
-          <w:t>Hechos 13:14,</w:t>
-        </w:r>
-      </w:hyperlink>
+      <w:r>
+        <w:rPr>
+          <w:lang w:val="es_ES" w:bidi="es_ES"/>
+        </w:rPr>
+        <w:t>Hechos 13:14,</w:t>
+      </w:r>
       <w:r>
         <w:rPr>
           <w:lang w:val="es_ES" w:bidi="es_ES"/>
         </w:rPr>
         <w:t xml:space="preserve"> </w:t>
       </w:r>
-      <w:hyperlink r:id="rId19">
-        <w:r>
-          <w:rPr>
-            <w:lang w:val="es_ES" w:bidi="es_ES"/>
-          </w:rPr>
-          <w:rPr>
-            <w:color w:val="0000EE"/>
-            <w:u w:val="single"/>
-          </w:rPr>
-          <w:t>17:1</w:t>
-        </w:r>
-      </w:hyperlink>
+      <w:r>
+        <w:rPr>
+          <w:lang w:val="es_ES" w:bidi="es_ES"/>
+        </w:rPr>
+        <w:t>17:1</w:t>
+      </w:r>
       <w:r>
         <w:rPr>
           <w:lang w:val="es_ES" w:bidi="es_ES"/>
         </w:rPr>
         <w:t>). A mediados del primer siglo, había comunidades judías por todo el mundo grecorromano. Los creyentes de la Diáspora judía estaban bajo presión de una sociedad que los oprimía económicamente (</w:t>
       </w:r>
-      <w:hyperlink r:id="rId20">
-        <w:r>
-          <w:rPr>
-            <w:lang w:val="es_ES" w:bidi="es_ES"/>
-          </w:rPr>
-          <w:rPr>
-            <w:color w:val="0000EE"/>
-            <w:u w:val="single"/>
-          </w:rPr>
-          <w:t>St 2:6</w:t>
-        </w:r>
-      </w:hyperlink>
+      <w:r>
+        <w:rPr>
+          <w:lang w:val="es_ES" w:bidi="es_ES"/>
+        </w:rPr>
+        <w:t>St 2:6</w:t>
+      </w:r>
       <w:r>
         <w:rPr>
           <w:lang w:val="es_ES" w:bidi="es_ES"/>
         </w:rPr>
         <w:t>) y los abusaba por su fe en Jesucristo (</w:t>
       </w:r>
-      <w:hyperlink r:id="rId21">
-        <w:r>
-          <w:rPr>
-            <w:lang w:val="es_ES" w:bidi="es_ES"/>
-          </w:rPr>
-          <w:rPr>
-            <w:color w:val="0000EE"/>
-            <w:u w:val="single"/>
-          </w:rPr>
-          <w:t>2:7</w:t>
-        </w:r>
-      </w:hyperlink>
+      <w:r>
+        <w:rPr>
+          <w:lang w:val="es_ES" w:bidi="es_ES"/>
+        </w:rPr>
+        <w:t>2:7</w:t>
+      </w:r>
       <w:r>
         <w:rPr>
           <w:lang w:val="es_ES" w:bidi="es_ES"/>
@@ -463,72 +403,48 @@
         </w:rPr>
         <w:t>La carta de Jacobo está escrita desde una perspectiva pastoral y se centra en la ética más que cualquier otro libro del Nuevo Testamento. La carta contiene enseñanzas basadas en la ley, tal como se entiende a través de la vida y las enseñanzas de Jesús (</w:t>
       </w:r>
-      <w:hyperlink r:id="rId22">
-        <w:r>
-          <w:rPr>
-            <w:lang w:val="es_ES" w:bidi="es_ES"/>
-          </w:rPr>
-          <w:rPr>
-            <w:color w:val="0000EE"/>
-            <w:u w:val="single"/>
-          </w:rPr>
-          <w:t>1:25,</w:t>
-        </w:r>
-      </w:hyperlink>
+      <w:r>
+        <w:rPr>
+          <w:lang w:val="es_ES" w:bidi="es_ES"/>
+        </w:rPr>
+        <w:t>1:25,</w:t>
+      </w:r>
       <w:r>
         <w:rPr>
           <w:lang w:val="es_ES" w:bidi="es_ES"/>
         </w:rPr>
         <w:t xml:space="preserve"> </w:t>
       </w:r>
-      <w:hyperlink r:id="rId23">
-        <w:r>
-          <w:rPr>
-            <w:lang w:val="es_ES" w:bidi="es_ES"/>
-          </w:rPr>
-          <w:rPr>
-            <w:color w:val="0000EE"/>
-            <w:u w:val="single"/>
-          </w:rPr>
-          <w:t>2:8</w:t>
-        </w:r>
-      </w:hyperlink>
+      <w:r>
+        <w:rPr>
+          <w:lang w:val="es_ES" w:bidi="es_ES"/>
+        </w:rPr>
+        <w:t>2:8</w:t>
+      </w:r>
       <w:r>
         <w:rPr>
           <w:lang w:val="es_ES" w:bidi="es_ES"/>
         </w:rPr>
         <w:t>). Jacobo también refleja las enseñanzas de Jesús, especialmente como se registran posteriormente en el "Sermón del Monte" de Mateo (</w:t>
       </w:r>
-      <w:hyperlink r:id="rId24">
-        <w:r>
-          <w:rPr>
-            <w:lang w:val="es_ES" w:bidi="es_ES"/>
-          </w:rPr>
-          <w:rPr>
-            <w:color w:val="0000EE"/>
-            <w:u w:val="single"/>
-          </w:rPr>
-          <w:t>Mt 5–7</w:t>
-        </w:r>
-      </w:hyperlink>
+      <w:r>
+        <w:rPr>
+          <w:lang w:val="es_ES" w:bidi="es_ES"/>
+        </w:rPr>
+        <w:t>Mt 5–7</w:t>
+      </w:r>
       <w:r>
         <w:rPr>
           <w:lang w:val="es_ES" w:bidi="es_ES"/>
         </w:rPr>
         <w:t>) y el "Sermón de la Llanura" de Lucas (</w:t>
       </w:r>
-      <w:hyperlink r:id="rId25">
-        <w:r>
-          <w:rPr>
-            <w:lang w:val="es_ES" w:bidi="es_ES"/>
-          </w:rPr>
-          <w:rPr>
-            <w:color w:val="0000EE"/>
-            <w:u w:val="single"/>
-          </w:rPr>
-          <w:t>Lucas 6:20–49</w:t>
-        </w:r>
-      </w:hyperlink>
+      <w:r>
+        <w:rPr>
+          <w:lang w:val="es_ES" w:bidi="es_ES"/>
+        </w:rPr>
+        <w:t>Lucas 6:20–49</w:t>
+      </w:r>
       <w:r>
         <w:rPr>
           <w:lang w:val="es_ES" w:bidi="es_ES"/>
@@ -560,18 +476,12 @@
         </w:rPr>
         <w:t>La carta de Jacobo fue escrita por uno de los hermanos de Jesús. Al igual que los otros hijos de José y María (</w:t>
       </w:r>
-      <w:hyperlink r:id="rId26">
-        <w:r>
-          <w:rPr>
-            <w:lang w:val="es_ES" w:bidi="es_ES"/>
-          </w:rPr>
-          <w:rPr>
-            <w:color w:val="0000EE"/>
-            <w:u w:val="single"/>
-          </w:rPr>
-          <w:t>Mt 13:55</w:t>
-        </w:r>
-      </w:hyperlink>
+      <w:r>
+        <w:rPr>
+          <w:lang w:val="es_ES" w:bidi="es_ES"/>
+        </w:rPr>
+        <w:t>Mt 13:55</w:t>
+      </w:r>
       <w:r>
         <w:rPr>
           <w:lang w:val="es_ES" w:bidi="es_ES"/>
@@ -618,108 +528,72 @@
         </w:rPr>
         <w:t>Durante el ministerio público de Jesús, ni Jacobo ni los otros hermanos eran seguidores de Jesús. Incluso intentaron detener su ministerio y llevarlo a casa (</w:t>
       </w:r>
-      <w:hyperlink r:id="rId27">
-        <w:r>
-          <w:rPr>
-            <w:lang w:val="es_ES" w:bidi="es_ES"/>
-          </w:rPr>
-          <w:rPr>
-            <w:color w:val="0000EE"/>
-            <w:u w:val="single"/>
-          </w:rPr>
-          <w:t>Marcos 3:20–21,</w:t>
-        </w:r>
-      </w:hyperlink>
+      <w:r>
+        <w:rPr>
+          <w:lang w:val="es_ES" w:bidi="es_ES"/>
+        </w:rPr>
+        <w:t>Marcos 3:20–21,</w:t>
+      </w:r>
       <w:r>
         <w:rPr>
           <w:lang w:val="es_ES" w:bidi="es_ES"/>
         </w:rPr>
         <w:t xml:space="preserve"> cp. </w:t>
       </w:r>
-      <w:hyperlink r:id="rId28">
-        <w:r>
-          <w:rPr>
-            <w:lang w:val="es_ES" w:bidi="es_ES"/>
-          </w:rPr>
-          <w:rPr>
-            <w:color w:val="0000EE"/>
-            <w:u w:val="single"/>
-          </w:rPr>
-          <w:t>Juan 7:3–5</w:t>
-        </w:r>
-      </w:hyperlink>
+      <w:r>
+        <w:rPr>
+          <w:lang w:val="es_ES" w:bidi="es_ES"/>
+        </w:rPr>
+        <w:t>Juan 7:3–5</w:t>
+      </w:r>
       <w:r>
         <w:rPr>
           <w:lang w:val="es_ES" w:bidi="es_ES"/>
         </w:rPr>
         <w:t xml:space="preserve">). Después de la resurrección de Jesús, Jacobo se convirtió en creyente, presumiblemente después de que una aparición personal de Jesús resucitado lo convenciera de que él era el Cristo (ver </w:t>
       </w:r>
-      <w:hyperlink r:id="rId29">
-        <w:r>
-          <w:rPr>
-            <w:lang w:val="es_ES" w:bidi="es_ES"/>
-          </w:rPr>
-          <w:rPr>
-            <w:color w:val="0000EE"/>
-            <w:u w:val="single"/>
-          </w:rPr>
-          <w:t>1 Co 15:7</w:t>
-        </w:r>
-      </w:hyperlink>
+      <w:r>
+        <w:rPr>
+          <w:lang w:val="es_ES" w:bidi="es_ES"/>
+        </w:rPr>
+        <w:t>1 Co 15:7</w:t>
+      </w:r>
       <w:r>
         <w:rPr>
           <w:lang w:val="es_ES" w:bidi="es_ES"/>
         </w:rPr>
         <w:t>). Jacobo estaba con los demás en el aposento alto cuando el Espíritu fue dado en Pentecostés (</w:t>
       </w:r>
-      <w:hyperlink r:id="rId30">
-        <w:r>
-          <w:rPr>
-            <w:lang w:val="es_ES" w:bidi="es_ES"/>
-          </w:rPr>
-          <w:rPr>
-            <w:color w:val="0000EE"/>
-            <w:u w:val="single"/>
-          </w:rPr>
-          <w:t>Hechos 1:14,</w:t>
-        </w:r>
-      </w:hyperlink>
+      <w:r>
+        <w:rPr>
+          <w:lang w:val="es_ES" w:bidi="es_ES"/>
+        </w:rPr>
+        <w:t>Hechos 1:14,</w:t>
+      </w:r>
       <w:r>
         <w:rPr>
           <w:lang w:val="es_ES" w:bidi="es_ES"/>
         </w:rPr>
         <w:t xml:space="preserve"> </w:t>
       </w:r>
-      <w:hyperlink r:id="rId31">
-        <w:r>
-          <w:rPr>
-            <w:lang w:val="es_ES" w:bidi="es_ES"/>
-          </w:rPr>
-          <w:rPr>
-            <w:color w:val="0000EE"/>
-            <w:u w:val="single"/>
-          </w:rPr>
-          <w:t>2:1–3</w:t>
-        </w:r>
-      </w:hyperlink>
+      <w:r>
+        <w:rPr>
+          <w:lang w:val="es_ES" w:bidi="es_ES"/>
+        </w:rPr>
+        <w:t>2:1–3</w:t>
+      </w:r>
       <w:r>
         <w:rPr>
           <w:lang w:val="es_ES" w:bidi="es_ES"/>
         </w:rPr>
         <w:t xml:space="preserve">), y ascendió a una posición de liderazgo en la iglesia de Jerusalén (ver </w:t>
       </w:r>
-      <w:hyperlink r:id="rId32">
-        <w:r>
-          <w:rPr>
-            <w:lang w:val="es_ES" w:bidi="es_ES"/>
-          </w:rPr>
-          <w:rPr>
-            <w:color w:val="0000EE"/>
-            <w:u w:val="single"/>
-          </w:rPr>
-          <w:t>Hechos 15:13–22</w:t>
-        </w:r>
-      </w:hyperlink>
+      <w:r>
+        <w:rPr>
+          <w:lang w:val="es_ES" w:bidi="es_ES"/>
+        </w:rPr>
+        <w:t>Hechos 15:13–22</w:t>
+      </w:r>
       <w:r>
         <w:rPr>
           <w:lang w:val="es_ES" w:bidi="es_ES"/>
@@ -751,18 +625,12 @@
         </w:rPr>
         <w:t xml:space="preserve">La carta de Jacobo es posiblemente el libro más antiguo del Nuevo Testamento, escrito después de la persecución bajo Herodes Agripa (44 d. C., </w:t>
       </w:r>
-      <w:hyperlink r:id="rId33">
-        <w:r>
-          <w:rPr>
-            <w:lang w:val="es_ES" w:bidi="es_ES"/>
-          </w:rPr>
-          <w:rPr>
-            <w:color w:val="0000EE"/>
-            <w:u w:val="single"/>
-          </w:rPr>
-          <w:t>Hechos 12:1–5</w:t>
-        </w:r>
-      </w:hyperlink>
+      <w:r>
+        <w:rPr>
+          <w:lang w:val="es_ES" w:bidi="es_ES"/>
+        </w:rPr>
+        <w:t>Hechos 12:1–5</w:t>
+      </w:r>
       <w:r>
         <w:rPr>
           <w:lang w:val="es_ES" w:bidi="es_ES"/>
@@ -782,18 +650,12 @@
         </w:rPr>
         <w:t xml:space="preserve"> (“reunión”, </w:t>
       </w:r>
-      <w:hyperlink r:id="rId34">
-        <w:r>
-          <w:rPr>
-            <w:lang w:val="es_ES" w:bidi="es_ES"/>
-          </w:rPr>
-          <w:rPr>
-            <w:color w:val="0000EE"/>
-            <w:u w:val="single"/>
-          </w:rPr>
-          <w:t>St 2:2</w:t>
-        </w:r>
-      </w:hyperlink>
+      <w:r>
+        <w:rPr>
+          <w:lang w:val="es_ES" w:bidi="es_ES"/>
+        </w:rPr>
+        <w:t>St 2:2</w:t>
+      </w:r>
       <w:r>
         <w:rPr>
           <w:lang w:val="es_ES" w:bidi="es_ES"/>
@@ -813,18 +675,12 @@
         </w:rPr>
         <w:t xml:space="preserve"> (</w:t>
       </w:r>
-      <w:hyperlink r:id="rId35">
-        <w:r>
-          <w:rPr>
-            <w:lang w:val="es_ES" w:bidi="es_ES"/>
-          </w:rPr>
-          <w:rPr>
-            <w:color w:val="0000EE"/>
-            <w:u w:val="single"/>
-          </w:rPr>
-          <w:t>5:14</w:t>
-        </w:r>
-      </w:hyperlink>
+      <w:r>
+        <w:rPr>
+          <w:lang w:val="es_ES" w:bidi="es_ES"/>
+        </w:rPr>
+        <w:t>5:14</w:t>
+      </w:r>
       <w:r>
         <w:rPr>
           <w:lang w:val="es_ES" w:bidi="es_ES"/>
@@ -857,36 +713,24 @@
         </w:rPr>
         <w:t xml:space="preserve"> (</w:t>
       </w:r>
-      <w:hyperlink r:id="rId36">
-        <w:r>
-          <w:rPr>
-            <w:lang w:val="es_ES" w:bidi="es_ES"/>
-          </w:rPr>
-          <w:rPr>
-            <w:color w:val="0000EE"/>
-            <w:u w:val="single"/>
-          </w:rPr>
-          <w:t>1:23</w:t>
-        </w:r>
-      </w:hyperlink>
+      <w:r>
+        <w:rPr>
+          <w:lang w:val="es_ES" w:bidi="es_ES"/>
+        </w:rPr>
+        <w:t>1:23</w:t>
+      </w:r>
       <w:r>
         <w:rPr>
           <w:lang w:val="es_ES" w:bidi="es_ES"/>
         </w:rPr>
         <w:t>,</w:t>
       </w:r>
-      <w:hyperlink r:id="rId22">
-        <w:r>
-          <w:rPr>
-            <w:lang w:val="es_ES" w:bidi="es_ES"/>
-          </w:rPr>
-          <w:rPr>
-            <w:color w:val="0000EE"/>
-            <w:u w:val="single"/>
-          </w:rPr>
-          <w:t>25</w:t>
-        </w:r>
-      </w:hyperlink>
+      <w:r>
+        <w:rPr>
+          <w:lang w:val="es_ES" w:bidi="es_ES"/>
+        </w:rPr>
+        <w:t>25</w:t>
+      </w:r>
       <w:r>
         <w:rPr>
           <w:lang w:val="es_ES" w:bidi="es_ES"/>
@@ -907,198 +751,132 @@
         </w:rPr>
         <w:t>Se deduce que esta carta fue escrita desde Jerusalén por la información en Hechos y Gálatas sobre la ubicación de Jacobo (</w:t>
       </w:r>
-      <w:hyperlink r:id="rId32">
-        <w:r>
-          <w:rPr>
-            <w:lang w:val="es_ES" w:bidi="es_ES"/>
-          </w:rPr>
-          <w:rPr>
-            <w:color w:val="0000EE"/>
-            <w:u w:val="single"/>
-          </w:rPr>
-          <w:t>Hechos 15:13–22</w:t>
-        </w:r>
-      </w:hyperlink>
+      <w:r>
+        <w:rPr>
+          <w:lang w:val="es_ES" w:bidi="es_ES"/>
+        </w:rPr>
+        <w:t>Hechos 15:13–22</w:t>
+      </w:r>
       <w:r>
         <w:rPr>
           <w:lang w:val="es_ES" w:bidi="es_ES"/>
         </w:rPr>
         <w:t xml:space="preserve">; </w:t>
       </w:r>
-      <w:hyperlink r:id="rId37">
-        <w:r>
-          <w:rPr>
-            <w:lang w:val="es_ES" w:bidi="es_ES"/>
-          </w:rPr>
-          <w:rPr>
-            <w:color w:val="0000EE"/>
-            <w:u w:val="single"/>
-          </w:rPr>
-          <w:t>21:18,</w:t>
-        </w:r>
-      </w:hyperlink>
+      <w:r>
+        <w:rPr>
+          <w:lang w:val="es_ES" w:bidi="es_ES"/>
+        </w:rPr>
+        <w:t>21:18,</w:t>
+      </w:r>
       <w:r>
         <w:rPr>
           <w:lang w:val="es_ES" w:bidi="es_ES"/>
         </w:rPr>
         <w:t xml:space="preserve"> </w:t>
       </w:r>
-      <w:hyperlink r:id="rId38">
-        <w:r>
-          <w:rPr>
-            <w:lang w:val="es_ES" w:bidi="es_ES"/>
-          </w:rPr>
-          <w:rPr>
-            <w:color w:val="0000EE"/>
-            <w:u w:val="single"/>
-          </w:rPr>
-          <w:t>Ga 1:18–19;</w:t>
-        </w:r>
-      </w:hyperlink>
+      <w:r>
+        <w:rPr>
+          <w:lang w:val="es_ES" w:bidi="es_ES"/>
+        </w:rPr>
+        <w:t>Ga 1:18–19;</w:t>
+      </w:r>
       <w:r>
         <w:rPr>
           <w:lang w:val="es_ES" w:bidi="es_ES"/>
         </w:rPr>
         <w:t xml:space="preserve"> </w:t>
       </w:r>
-      <w:hyperlink r:id="rId39">
-        <w:r>
-          <w:rPr>
-            <w:lang w:val="es_ES" w:bidi="es_ES"/>
-          </w:rPr>
-          <w:rPr>
-            <w:color w:val="0000EE"/>
-            <w:u w:val="single"/>
-          </w:rPr>
-          <w:t>2:9</w:t>
-        </w:r>
-      </w:hyperlink>
+      <w:r>
+        <w:rPr>
+          <w:lang w:val="es_ES" w:bidi="es_ES"/>
+        </w:rPr>
+        <w:t>2:9</w:t>
+      </w:r>
       <w:r>
         <w:rPr>
           <w:lang w:val="es_ES" w:bidi="es_ES"/>
         </w:rPr>
         <w:t xml:space="preserve">, </w:t>
       </w:r>
-      <w:hyperlink r:id="rId40">
-        <w:r>
-          <w:rPr>
-            <w:lang w:val="es_ES" w:bidi="es_ES"/>
-          </w:rPr>
-          <w:rPr>
-            <w:color w:val="0000EE"/>
-            <w:u w:val="single"/>
-          </w:rPr>
-          <w:t>12</w:t>
-        </w:r>
-      </w:hyperlink>
+      <w:r>
+        <w:rPr>
+          <w:lang w:val="es_ES" w:bidi="es_ES"/>
+        </w:rPr>
+        <w:t>12</w:t>
+      </w:r>
       <w:r>
         <w:rPr>
           <w:lang w:val="es_ES" w:bidi="es_ES"/>
         </w:rPr>
         <w:t>). El libro contiene alusiones pertinentes a Palestina, incluyendo referencias al calor abrasador (</w:t>
       </w:r>
-      <w:hyperlink r:id="rId41">
-        <w:r>
-          <w:rPr>
-            <w:lang w:val="es_ES" w:bidi="es_ES"/>
-          </w:rPr>
-          <w:rPr>
-            <w:color w:val="0000EE"/>
-            <w:u w:val="single"/>
-          </w:rPr>
-          <w:t>1:11</w:t>
-        </w:r>
-      </w:hyperlink>
+      <w:r>
+        <w:rPr>
+          <w:lang w:val="es_ES" w:bidi="es_ES"/>
+        </w:rPr>
+        <w:t>1:11</w:t>
+      </w:r>
       <w:r>
         <w:rPr>
           <w:lang w:val="es_ES" w:bidi="es_ES"/>
         </w:rPr>
         <w:t>); manantiales de agua salada (</w:t>
       </w:r>
-      <w:hyperlink r:id="rId42">
-        <w:r>
-          <w:rPr>
-            <w:lang w:val="es_ES" w:bidi="es_ES"/>
-          </w:rPr>
-          <w:rPr>
-            <w:color w:val="0000EE"/>
-            <w:u w:val="single"/>
-          </w:rPr>
-          <w:t>3:11–12</w:t>
-        </w:r>
-      </w:hyperlink>
+      <w:r>
+        <w:rPr>
+          <w:lang w:val="es_ES" w:bidi="es_ES"/>
+        </w:rPr>
+        <w:t>3:11–12</w:t>
+      </w:r>
       <w:r>
         <w:rPr>
           <w:lang w:val="es_ES" w:bidi="es_ES"/>
         </w:rPr>
         <w:t>); el cultivo de higos, olivos y vides (</w:t>
       </w:r>
-      <w:hyperlink r:id="rId43">
-        <w:r>
-          <w:rPr>
-            <w:lang w:val="es_ES" w:bidi="es_ES"/>
-          </w:rPr>
-          <w:rPr>
-            <w:color w:val="0000EE"/>
-            <w:u w:val="single"/>
-          </w:rPr>
-          <w:t>3:12</w:t>
-        </w:r>
-      </w:hyperlink>
+      <w:r>
+        <w:rPr>
+          <w:lang w:val="es_ES" w:bidi="es_ES"/>
+        </w:rPr>
+        <w:t>3:12</w:t>
+      </w:r>
       <w:r>
         <w:rPr>
           <w:lang w:val="es_ES" w:bidi="es_ES"/>
         </w:rPr>
         <w:t>); el mar (</w:t>
       </w:r>
-      <w:hyperlink r:id="rId44">
-        <w:r>
-          <w:rPr>
-            <w:lang w:val="es_ES" w:bidi="es_ES"/>
-          </w:rPr>
-          <w:rPr>
-            <w:color w:val="0000EE"/>
-            <w:u w:val="single"/>
-          </w:rPr>
-          <w:t>1:6,</w:t>
-        </w:r>
-      </w:hyperlink>
+      <w:r>
+        <w:rPr>
+          <w:lang w:val="es_ES" w:bidi="es_ES"/>
+        </w:rPr>
+        <w:t>1:6,</w:t>
+      </w:r>
       <w:r>
         <w:rPr>
           <w:lang w:val="es_ES" w:bidi="es_ES"/>
         </w:rPr>
         <w:t xml:space="preserve"> </w:t>
       </w:r>
-      <w:hyperlink r:id="rId45">
-        <w:r>
-          <w:rPr>
-            <w:lang w:val="es_ES" w:bidi="es_ES"/>
-          </w:rPr>
-          <w:rPr>
-            <w:color w:val="0000EE"/>
-            <w:u w:val="single"/>
-          </w:rPr>
-          <w:t>3:4</w:t>
-        </w:r>
-      </w:hyperlink>
+      <w:r>
+        <w:rPr>
+          <w:lang w:val="es_ES" w:bidi="es_ES"/>
+        </w:rPr>
+        <w:t>3:4</w:t>
+      </w:r>
       <w:r>
         <w:rPr>
           <w:lang w:val="es_ES" w:bidi="es_ES"/>
         </w:rPr>
         <w:t>); y las lluvias tempranas y tardías (</w:t>
       </w:r>
-      <w:hyperlink r:id="rId46">
-        <w:r>
-          <w:rPr>
-            <w:lang w:val="es_ES" w:bidi="es_ES"/>
-          </w:rPr>
-          <w:rPr>
-            <w:color w:val="0000EE"/>
-            <w:u w:val="single"/>
-          </w:rPr>
-          <w:t>5:7</w:t>
-        </w:r>
-      </w:hyperlink>
+      <w:r>
+        <w:rPr>
+          <w:lang w:val="es_ES" w:bidi="es_ES"/>
+        </w:rPr>
+        <w:t>5:7</w:t>
+      </w:r>
       <w:r>
         <w:rPr>
           <w:lang w:val="es_ES" w:bidi="es_ES"/>
@@ -1143,18 +921,12 @@
         </w:rPr>
         <w:t xml:space="preserve">, el griego común del mundo grecorromano. Refleja las influencias helenísticas en Galilea y Palestina, así como la adaptación cultural de los lectores judíos en la Diáspora. Jacobo escribe con precisión gramatical, tiene un amplio vocabulario y posee un sentido elegante para los ritmos y sonidos de las palabras. Hay claras alusiones a la traducción griega del Antiguo Testamento (por ejemplo, </w:t>
       </w:r>
-      <w:hyperlink r:id="rId47">
-        <w:r>
-          <w:rPr>
-            <w:lang w:val="es_ES" w:bidi="es_ES"/>
-          </w:rPr>
-          <w:rPr>
-            <w:color w:val="0000EE"/>
-            <w:u w:val="single"/>
-          </w:rPr>
-          <w:t>4:6</w:t>
-        </w:r>
-      </w:hyperlink>
+      <w:r>
+        <w:rPr>
+          <w:lang w:val="es_ES" w:bidi="es_ES"/>
+        </w:rPr>
+        <w:t>4:6</w:t>
+      </w:r>
       <w:r>
         <w:rPr>
           <w:lang w:val="es_ES" w:bidi="es_ES"/>
@@ -1175,306 +947,204 @@
         </w:rPr>
         <w:t>Jacobo emplea numerosos recursos oratorios, como apelaciones fraternales (</w:t>
       </w:r>
-      <w:hyperlink r:id="rId48">
-        <w:r>
-          <w:rPr>
-            <w:lang w:val="es_ES" w:bidi="es_ES"/>
-          </w:rPr>
-          <w:rPr>
-            <w:color w:val="0000EE"/>
-            <w:u w:val="single"/>
-          </w:rPr>
-          <w:t>1:2,</w:t>
-        </w:r>
-      </w:hyperlink>
+      <w:r>
+        <w:rPr>
+          <w:lang w:val="es_ES" w:bidi="es_ES"/>
+        </w:rPr>
+        <w:t>1:2,</w:t>
+      </w:r>
       <w:r>
         <w:rPr>
           <w:lang w:val="es_ES" w:bidi="es_ES"/>
         </w:rPr>
         <w:t xml:space="preserve"> </w:t>
       </w:r>
-      <w:hyperlink r:id="rId49">
-        <w:r>
-          <w:rPr>
-            <w:lang w:val="es_ES" w:bidi="es_ES"/>
-          </w:rPr>
-          <w:rPr>
-            <w:color w:val="0000EE"/>
-            <w:u w:val="single"/>
-          </w:rPr>
-          <w:t>2:1,</w:t>
-        </w:r>
-      </w:hyperlink>
+      <w:r>
+        <w:rPr>
+          <w:lang w:val="es_ES" w:bidi="es_ES"/>
+        </w:rPr>
+        <w:t>2:1,</w:t>
+      </w:r>
       <w:r>
         <w:rPr>
           <w:lang w:val="es_ES" w:bidi="es_ES"/>
         </w:rPr>
         <w:t xml:space="preserve"> </w:t>
       </w:r>
-      <w:hyperlink r:id="rId50">
-        <w:r>
-          <w:rPr>
-            <w:lang w:val="es_ES" w:bidi="es_ES"/>
-          </w:rPr>
-          <w:rPr>
-            <w:color w:val="0000EE"/>
-            <w:u w:val="single"/>
-          </w:rPr>
-          <w:t>3:1,</w:t>
-        </w:r>
-      </w:hyperlink>
+      <w:r>
+        <w:rPr>
+          <w:lang w:val="es_ES" w:bidi="es_ES"/>
+        </w:rPr>
+        <w:t>3:1,</w:t>
+      </w:r>
       <w:r>
         <w:rPr>
           <w:lang w:val="es_ES" w:bidi="es_ES"/>
         </w:rPr>
         <w:t xml:space="preserve"> </w:t>
       </w:r>
-      <w:hyperlink r:id="rId51">
-        <w:r>
-          <w:rPr>
-            <w:lang w:val="es_ES" w:bidi="es_ES"/>
-          </w:rPr>
-          <w:rPr>
-            <w:color w:val="0000EE"/>
-            <w:u w:val="single"/>
-          </w:rPr>
-          <w:t>4:11</w:t>
-        </w:r>
-      </w:hyperlink>
+      <w:r>
+        <w:rPr>
+          <w:lang w:val="es_ES" w:bidi="es_ES"/>
+        </w:rPr>
+        <w:t>4:11</w:t>
+      </w:r>
       <w:r>
         <w:rPr>
           <w:lang w:val="es_ES" w:bidi="es_ES"/>
         </w:rPr>
         <w:t>), preguntas retóricas (</w:t>
       </w:r>
-      <w:hyperlink r:id="rId52">
-        <w:r>
-          <w:rPr>
-            <w:lang w:val="es_ES" w:bidi="es_ES"/>
-          </w:rPr>
-          <w:rPr>
-            <w:color w:val="0000EE"/>
-            <w:u w:val="single"/>
-          </w:rPr>
-          <w:t>2:5,</w:t>
-        </w:r>
-      </w:hyperlink>
+      <w:r>
+        <w:rPr>
+          <w:lang w:val="es_ES" w:bidi="es_ES"/>
+        </w:rPr>
+        <w:t>2:5,</w:t>
+      </w:r>
       <w:r>
         <w:rPr>
           <w:lang w:val="es_ES" w:bidi="es_ES"/>
         </w:rPr>
         <w:t xml:space="preserve"> </w:t>
       </w:r>
-      <w:hyperlink r:id="rId42">
-        <w:r>
-          <w:rPr>
-            <w:lang w:val="es_ES" w:bidi="es_ES"/>
-          </w:rPr>
-          <w:rPr>
-            <w:color w:val="0000EE"/>
-            <w:u w:val="single"/>
-          </w:rPr>
-          <w:t>3:11–12,</w:t>
-        </w:r>
-      </w:hyperlink>
+      <w:r>
+        <w:rPr>
+          <w:lang w:val="es_ES" w:bidi="es_ES"/>
+        </w:rPr>
+        <w:t>3:11–12,</w:t>
+      </w:r>
       <w:r>
         <w:rPr>
           <w:lang w:val="es_ES" w:bidi="es_ES"/>
         </w:rPr>
         <w:t xml:space="preserve"> </w:t>
       </w:r>
-      <w:hyperlink r:id="rId53">
-        <w:r>
-          <w:rPr>
-            <w:lang w:val="es_ES" w:bidi="es_ES"/>
-          </w:rPr>
-          <w:rPr>
-            <w:color w:val="0000EE"/>
-            <w:u w:val="single"/>
-          </w:rPr>
-          <w:t>4:1</w:t>
-        </w:r>
-      </w:hyperlink>
+      <w:r>
+        <w:rPr>
+          <w:lang w:val="es_ES" w:bidi="es_ES"/>
+        </w:rPr>
+        <w:t>4:1</w:t>
+      </w:r>
       <w:r>
         <w:rPr>
           <w:lang w:val="es_ES" w:bidi="es_ES"/>
         </w:rPr>
         <w:t>), exhortaciones imperativas (</w:t>
       </w:r>
-      <w:hyperlink r:id="rId54">
-        <w:r>
-          <w:rPr>
-            <w:lang w:val="es_ES" w:bidi="es_ES"/>
-          </w:rPr>
-          <w:rPr>
-            <w:color w:val="0000EE"/>
-            <w:u w:val="single"/>
-          </w:rPr>
-          <w:t>1:16,</w:t>
-        </w:r>
-      </w:hyperlink>
+      <w:r>
+        <w:rPr>
+          <w:lang w:val="es_ES" w:bidi="es_ES"/>
+        </w:rPr>
+        <w:t>1:16,</w:t>
+      </w:r>
       <w:r>
         <w:rPr>
           <w:lang w:val="es_ES" w:bidi="es_ES"/>
         </w:rPr>
         <w:t xml:space="preserve"> </w:t>
       </w:r>
-      <w:hyperlink r:id="rId50">
-        <w:r>
-          <w:rPr>
-            <w:lang w:val="es_ES" w:bidi="es_ES"/>
-          </w:rPr>
-          <w:rPr>
-            <w:color w:val="0000EE"/>
-            <w:u w:val="single"/>
-          </w:rPr>
-          <w:t>3:1,</w:t>
-        </w:r>
-      </w:hyperlink>
+      <w:r>
+        <w:rPr>
+          <w:lang w:val="es_ES" w:bidi="es_ES"/>
+        </w:rPr>
+        <w:t>3:1,</w:t>
+      </w:r>
       <w:r>
         <w:rPr>
           <w:lang w:val="es_ES" w:bidi="es_ES"/>
         </w:rPr>
         <w:t xml:space="preserve"> </w:t>
       </w:r>
-      <w:hyperlink r:id="rId55">
-        <w:r>
-          <w:rPr>
-            <w:lang w:val="es_ES" w:bidi="es_ES"/>
-          </w:rPr>
-          <w:rPr>
-            <w:color w:val="0000EE"/>
-            <w:u w:val="single"/>
-          </w:rPr>
-          <w:t>5:16</w:t>
-        </w:r>
-      </w:hyperlink>
+      <w:r>
+        <w:rPr>
+          <w:lang w:val="es_ES" w:bidi="es_ES"/>
+        </w:rPr>
+        <w:t>5:16</w:t>
+      </w:r>
       <w:r>
         <w:rPr>
           <w:lang w:val="es_ES" w:bidi="es_ES"/>
         </w:rPr>
         <w:t>), metáforas e ilustraciones (</w:t>
       </w:r>
-      <w:hyperlink r:id="rId56">
-        <w:r>
-          <w:rPr>
-            <w:lang w:val="es_ES" w:bidi="es_ES"/>
-          </w:rPr>
-          <w:rPr>
-            <w:color w:val="0000EE"/>
-            <w:u w:val="single"/>
-          </w:rPr>
-          <w:t>2:26,</w:t>
-        </w:r>
-      </w:hyperlink>
+      <w:r>
+        <w:rPr>
+          <w:lang w:val="es_ES" w:bidi="es_ES"/>
+        </w:rPr>
+        <w:t>2:26,</w:t>
+      </w:r>
       <w:r>
         <w:rPr>
           <w:lang w:val="es_ES" w:bidi="es_ES"/>
         </w:rPr>
         <w:t xml:space="preserve"> </w:t>
       </w:r>
-      <w:hyperlink r:id="rId57">
-        <w:r>
-          <w:rPr>
-            <w:lang w:val="es_ES" w:bidi="es_ES"/>
-          </w:rPr>
-          <w:rPr>
-            <w:color w:val="0000EE"/>
-            <w:u w:val="single"/>
-          </w:rPr>
-          <w:t>3:3–5,</w:t>
-        </w:r>
-      </w:hyperlink>
+      <w:r>
+        <w:rPr>
+          <w:lang w:val="es_ES" w:bidi="es_ES"/>
+        </w:rPr>
+        <w:t>3:3–5,</w:t>
+      </w:r>
       <w:r>
         <w:rPr>
           <w:lang w:val="es_ES" w:bidi="es_ES"/>
         </w:rPr>
         <w:t xml:space="preserve"> </w:t>
       </w:r>
-      <w:hyperlink r:id="rId58">
-        <w:r>
-          <w:rPr>
-            <w:lang w:val="es_ES" w:bidi="es_ES"/>
-          </w:rPr>
-          <w:rPr>
-            <w:color w:val="0000EE"/>
-            <w:u w:val="single"/>
-          </w:rPr>
-          <w:t>4:14</w:t>
-        </w:r>
-      </w:hyperlink>
+      <w:r>
+        <w:rPr>
+          <w:lang w:val="es_ES" w:bidi="es_ES"/>
+        </w:rPr>
+        <w:t>4:14</w:t>
+      </w:r>
       <w:r>
         <w:rPr>
           <w:lang w:val="es_ES" w:bidi="es_ES"/>
         </w:rPr>
         <w:t>), y aforismos que resumen párrafos (</w:t>
       </w:r>
-      <w:hyperlink r:id="rId59">
-        <w:r>
-          <w:rPr>
-            <w:lang w:val="es_ES" w:bidi="es_ES"/>
-          </w:rPr>
-          <w:rPr>
-            <w:color w:val="0000EE"/>
-            <w:u w:val="single"/>
-          </w:rPr>
-          <w:t>2:13</w:t>
-        </w:r>
-      </w:hyperlink>
+      <w:r>
+        <w:rPr>
+          <w:lang w:val="es_ES" w:bidi="es_ES"/>
+        </w:rPr>
+        <w:t>2:13</w:t>
+      </w:r>
       <w:r>
         <w:rPr>
           <w:lang w:val="es_ES" w:bidi="es_ES"/>
         </w:rPr>
         <w:t xml:space="preserve">, </w:t>
       </w:r>
-      <w:hyperlink r:id="rId60">
-        <w:r>
-          <w:rPr>
-            <w:lang w:val="es_ES" w:bidi="es_ES"/>
-          </w:rPr>
-          <w:rPr>
-            <w:color w:val="0000EE"/>
-            <w:u w:val="single"/>
-          </w:rPr>
-          <w:t>17</w:t>
-        </w:r>
-      </w:hyperlink>
+      <w:r>
+        <w:rPr>
+          <w:lang w:val="es_ES" w:bidi="es_ES"/>
+        </w:rPr>
+        <w:t>17</w:t>
+      </w:r>
       <w:r>
         <w:rPr>
           <w:lang w:val="es_ES" w:bidi="es_ES"/>
         </w:rPr>
         <w:t xml:space="preserve">; </w:t>
       </w:r>
-      <w:hyperlink r:id="rId61">
-        <w:r>
-          <w:rPr>
-            <w:lang w:val="es_ES" w:bidi="es_ES"/>
-          </w:rPr>
-          <w:rPr>
-            <w:color w:val="0000EE"/>
-            <w:u w:val="single"/>
-          </w:rPr>
-          <w:t>3:18,</w:t>
-        </w:r>
-      </w:hyperlink>
+      <w:r>
+        <w:rPr>
+          <w:lang w:val="es_ES" w:bidi="es_ES"/>
+        </w:rPr>
+        <w:t>3:18,</w:t>
+      </w:r>
       <w:r>
         <w:rPr>
           <w:lang w:val="es_ES" w:bidi="es_ES"/>
         </w:rPr>
         <w:t xml:space="preserve"> </w:t>
       </w:r>
-      <w:hyperlink r:id="rId62">
-        <w:r>
-          <w:rPr>
-            <w:lang w:val="es_ES" w:bidi="es_ES"/>
-          </w:rPr>
-          <w:rPr>
-            <w:color w:val="0000EE"/>
-            <w:u w:val="single"/>
-          </w:rPr>
-          <w:t>4:17</w:t>
-        </w:r>
-      </w:hyperlink>
+      <w:r>
+        <w:rPr>
+          <w:lang w:val="es_ES" w:bidi="es_ES"/>
+        </w:rPr>
+        <w:t>4:17</w:t>
+      </w:r>
       <w:r>
         <w:rPr>
           <w:lang w:val="es_ES" w:bidi="es_ES"/>
@@ -1506,144 +1176,96 @@
         </w:rPr>
         <w:t>La principal preocupación de Jacobo es que sus lectores mantengan una fe y lealtad inquebrantables hacia Dios (</w:t>
       </w:r>
-      <w:hyperlink r:id="rId44">
-        <w:r>
-          <w:rPr>
-            <w:lang w:val="es_ES" w:bidi="es_ES"/>
-          </w:rPr>
-          <w:rPr>
-            <w:color w:val="0000EE"/>
-            <w:u w:val="single"/>
-          </w:rPr>
-          <w:t>St 1:6</w:t>
-        </w:r>
-      </w:hyperlink>
+      <w:r>
+        <w:rPr>
+          <w:lang w:val="es_ES" w:bidi="es_ES"/>
+        </w:rPr>
+        <w:t>St 1:6</w:t>
+      </w:r>
       <w:r>
         <w:rPr>
           <w:lang w:val="es_ES" w:bidi="es_ES"/>
         </w:rPr>
         <w:t>). Jacobo recomienda la paciencia y la perseverancia (</w:t>
       </w:r>
-      <w:hyperlink r:id="rId63">
-        <w:r>
-          <w:rPr>
-            <w:lang w:val="es_ES" w:bidi="es_ES"/>
-          </w:rPr>
-          <w:rPr>
-            <w:color w:val="0000EE"/>
-            <w:u w:val="single"/>
-          </w:rPr>
-          <w:t>1:3</w:t>
-        </w:r>
-      </w:hyperlink>
+      <w:r>
+        <w:rPr>
+          <w:lang w:val="es_ES" w:bidi="es_ES"/>
+        </w:rPr>
+        <w:t>1:3</w:t>
+      </w:r>
       <w:r>
         <w:rPr>
           <w:lang w:val="es_ES" w:bidi="es_ES"/>
         </w:rPr>
         <w:t>), la sumisión a Dios (</w:t>
       </w:r>
-      <w:hyperlink r:id="rId64">
-        <w:r>
-          <w:rPr>
-            <w:lang w:val="es_ES" w:bidi="es_ES"/>
-          </w:rPr>
-          <w:rPr>
-            <w:color w:val="0000EE"/>
-            <w:u w:val="single"/>
-          </w:rPr>
-          <w:t>4:7</w:t>
-        </w:r>
-      </w:hyperlink>
+      <w:r>
+        <w:rPr>
+          <w:lang w:val="es_ES" w:bidi="es_ES"/>
+        </w:rPr>
+        <w:t>4:7</w:t>
+      </w:r>
       <w:r>
         <w:rPr>
           <w:lang w:val="es_ES" w:bidi="es_ES"/>
         </w:rPr>
         <w:t>) y participar en los ministerios de la iglesia (</w:t>
       </w:r>
-      <w:hyperlink r:id="rId65">
-        <w:r>
-          <w:rPr>
-            <w:lang w:val="es_ES" w:bidi="es_ES"/>
-          </w:rPr>
-          <w:rPr>
-            <w:color w:val="0000EE"/>
-            <w:u w:val="single"/>
-          </w:rPr>
-          <w:t>5:13–20</w:t>
-        </w:r>
-      </w:hyperlink>
+      <w:r>
+        <w:rPr>
+          <w:lang w:val="es_ES" w:bidi="es_ES"/>
+        </w:rPr>
+        <w:t>5:13–20</w:t>
+      </w:r>
       <w:r>
         <w:rPr>
           <w:lang w:val="es_ES" w:bidi="es_ES"/>
         </w:rPr>
         <w:t>). Estos resultarán en perfección (</w:t>
       </w:r>
-      <w:hyperlink r:id="rId66">
-        <w:r>
-          <w:rPr>
-            <w:lang w:val="es_ES" w:bidi="es_ES"/>
-          </w:rPr>
-          <w:rPr>
-            <w:color w:val="0000EE"/>
-            <w:u w:val="single"/>
-          </w:rPr>
-          <w:t>1:4</w:t>
-        </w:r>
-      </w:hyperlink>
+      <w:r>
+        <w:rPr>
+          <w:lang w:val="es_ES" w:bidi="es_ES"/>
+        </w:rPr>
+        <w:t>1:4</w:t>
+      </w:r>
       <w:r>
         <w:rPr>
           <w:lang w:val="es_ES" w:bidi="es_ES"/>
         </w:rPr>
         <w:t>), honra (</w:t>
       </w:r>
-      <w:hyperlink r:id="rId67">
-        <w:r>
-          <w:rPr>
-            <w:lang w:val="es_ES" w:bidi="es_ES"/>
-          </w:rPr>
-          <w:rPr>
-            <w:color w:val="0000EE"/>
-            <w:u w:val="single"/>
-          </w:rPr>
-          <w:t>4:10</w:t>
-        </w:r>
-      </w:hyperlink>
+      <w:r>
+        <w:rPr>
+          <w:lang w:val="es_ES" w:bidi="es_ES"/>
+        </w:rPr>
+        <w:t>4:10</w:t>
+      </w:r>
       <w:r>
         <w:rPr>
           <w:lang w:val="es_ES" w:bidi="es_ES"/>
         </w:rPr>
         <w:t>) y una vida gloriosa (</w:t>
       </w:r>
-      <w:hyperlink r:id="rId68">
-        <w:r>
-          <w:rPr>
-            <w:lang w:val="es_ES" w:bidi="es_ES"/>
-          </w:rPr>
-          <w:rPr>
-            <w:color w:val="0000EE"/>
-            <w:u w:val="single"/>
-          </w:rPr>
-          <w:t>1:12</w:t>
-        </w:r>
-      </w:hyperlink>
+      <w:r>
+        <w:rPr>
+          <w:lang w:val="es_ES" w:bidi="es_ES"/>
+        </w:rPr>
+        <w:t>1:12</w:t>
+      </w:r>
       <w:r>
         <w:rPr>
           <w:lang w:val="es_ES" w:bidi="es_ES"/>
         </w:rPr>
         <w:t>) en la venida de Jesucristo (</w:t>
       </w:r>
-      <w:hyperlink r:id="rId69">
-        <w:r>
-          <w:rPr>
-            <w:lang w:val="es_ES" w:bidi="es_ES"/>
-          </w:rPr>
-          <w:rPr>
-            <w:color w:val="0000EE"/>
-            <w:u w:val="single"/>
-          </w:rPr>
-          <w:t>5:8</w:t>
-        </w:r>
-      </w:hyperlink>
+      <w:r>
+        <w:rPr>
+          <w:lang w:val="es_ES" w:bidi="es_ES"/>
+        </w:rPr>
+        <w:t>5:8</w:t>
+      </w:r>
       <w:r>
         <w:rPr>
           <w:lang w:val="es_ES" w:bidi="es_ES"/>
@@ -1664,90 +1286,60 @@
         </w:rPr>
         <w:t>La Ley. Jacobo mostró un respeto adecuado por la ley de Moisés y las tradiciones judías, como las ceremonias de purificación realizadas después de un voto (</w:t>
       </w:r>
-      <w:hyperlink r:id="rId70">
-        <w:r>
-          <w:rPr>
-            <w:lang w:val="es_ES" w:bidi="es_ES"/>
-          </w:rPr>
-          <w:rPr>
-            <w:color w:val="0000EE"/>
-            <w:u w:val="single"/>
-          </w:rPr>
-          <w:t>Hechos 21:18–25</w:t>
-        </w:r>
-      </w:hyperlink>
+      <w:r>
+        <w:rPr>
+          <w:lang w:val="es_ES" w:bidi="es_ES"/>
+        </w:rPr>
+        <w:t>Hechos 21:18–25</w:t>
+      </w:r>
       <w:r>
         <w:rPr>
           <w:lang w:val="es_ES" w:bidi="es_ES"/>
         </w:rPr>
         <w:t>). También demostró una comprensión empática de la misión hacia los gentiles al concluir que podían ser reconocidos como cristianos sin necesidad de convertirse primero en prosélitos del judaísmo. Al hacerlo, hizo referencia al pacto de Dios con Noé (</w:t>
       </w:r>
-      <w:hyperlink r:id="rId71">
-        <w:r>
-          <w:rPr>
-            <w:lang w:val="es_ES" w:bidi="es_ES"/>
-          </w:rPr>
-          <w:rPr>
-            <w:color w:val="0000EE"/>
-            <w:u w:val="single"/>
-          </w:rPr>
-          <w:t>Hechos 15:19–22,</w:t>
-        </w:r>
-      </w:hyperlink>
+      <w:r>
+        <w:rPr>
+          <w:lang w:val="es_ES" w:bidi="es_ES"/>
+        </w:rPr>
+        <w:t>Hechos 15:19–22,</w:t>
+      </w:r>
       <w:r>
         <w:rPr>
           <w:lang w:val="es_ES" w:bidi="es_ES"/>
         </w:rPr>
         <w:t xml:space="preserve"> ver </w:t>
       </w:r>
-      <w:hyperlink r:id="rId72">
-        <w:r>
-          <w:rPr>
-            <w:lang w:val="es_ES" w:bidi="es_ES"/>
-          </w:rPr>
-          <w:rPr>
-            <w:color w:val="0000EE"/>
-            <w:u w:val="single"/>
-          </w:rPr>
-          <w:t>Gn 9:1–17</w:t>
-        </w:r>
-      </w:hyperlink>
+      <w:r>
+        <w:rPr>
+          <w:lang w:val="es_ES" w:bidi="es_ES"/>
+        </w:rPr>
+        <w:t>Gn 9:1–17</w:t>
+      </w:r>
       <w:r>
         <w:rPr>
           <w:lang w:val="es_ES" w:bidi="es_ES"/>
         </w:rPr>
         <w:t>). En su carta, Jacobo defiende la ley (</w:t>
       </w:r>
-      <w:hyperlink r:id="rId22">
-        <w:r>
-          <w:rPr>
-            <w:lang w:val="es_ES" w:bidi="es_ES"/>
-          </w:rPr>
-          <w:rPr>
-            <w:color w:val="0000EE"/>
-            <w:u w:val="single"/>
-          </w:rPr>
-          <w:t>Santiago 1:25</w:t>
-        </w:r>
-      </w:hyperlink>
+      <w:r>
+        <w:rPr>
+          <w:lang w:val="es_ES" w:bidi="es_ES"/>
+        </w:rPr>
+        <w:t>Santiago 1:25</w:t>
+      </w:r>
       <w:r>
         <w:rPr>
           <w:lang w:val="es_ES" w:bidi="es_ES"/>
         </w:rPr>
         <w:t>) mientras sugiere su reinterpretación a través de Jesús el Mesías (</w:t>
       </w:r>
-      <w:hyperlink r:id="rId73">
-        <w:r>
-          <w:rPr>
-            <w:lang w:val="es_ES" w:bidi="es_ES"/>
-          </w:rPr>
-          <w:rPr>
-            <w:color w:val="0000EE"/>
-            <w:u w:val="single"/>
-          </w:rPr>
-          <w:t>2:8–11</w:t>
-        </w:r>
-      </w:hyperlink>
+      <w:r>
+        <w:rPr>
+          <w:lang w:val="es_ES" w:bidi="es_ES"/>
+        </w:rPr>
+        <w:t>2:8–11</w:t>
+      </w:r>
       <w:r>
         <w:rPr>
           <w:lang w:val="es_ES" w:bidi="es_ES"/>
@@ -1768,144 +1360,96 @@
         </w:rPr>
         <w:t xml:space="preserve">Judaísmo. Jacobo utiliza los símbolos del judaísmo sin mucha crítica y emplea los principales marcadores de identidad del judaísmo sin redefinirlos (en contraste con </w:t>
       </w:r>
-      <w:hyperlink r:id="rId74">
-        <w:r>
-          <w:rPr>
-            <w:lang w:val="es_ES" w:bidi="es_ES"/>
-          </w:rPr>
-          <w:rPr>
-            <w:color w:val="0000EE"/>
-            <w:u w:val="single"/>
-          </w:rPr>
-          <w:t>Ro 2:29</w:t>
-        </w:r>
-      </w:hyperlink>
+      <w:r>
+        <w:rPr>
+          <w:lang w:val="es_ES" w:bidi="es_ES"/>
+        </w:rPr>
+        <w:t>Ro 2:29</w:t>
+      </w:r>
       <w:r>
         <w:rPr>
           <w:lang w:val="es_ES" w:bidi="es_ES"/>
         </w:rPr>
         <w:t>). Jacobo se dirige a los lectores como las “doce tribus” (</w:t>
       </w:r>
-      <w:hyperlink r:id="rId13">
-        <w:r>
-          <w:rPr>
-            <w:lang w:val="es_ES" w:bidi="es_ES"/>
-          </w:rPr>
-          <w:rPr>
-            <w:color w:val="0000EE"/>
-            <w:u w:val="single"/>
-          </w:rPr>
-          <w:t>1:1</w:t>
-        </w:r>
-      </w:hyperlink>
+      <w:r>
+        <w:rPr>
+          <w:lang w:val="es_ES" w:bidi="es_ES"/>
+        </w:rPr>
+        <w:t>1:1</w:t>
+      </w:r>
       <w:r>
         <w:rPr>
           <w:lang w:val="es_ES" w:bidi="es_ES"/>
         </w:rPr>
         <w:t>) e identifica su reunión de iglesia como una sinagoga (</w:t>
       </w:r>
-      <w:hyperlink r:id="rId34">
-        <w:r>
-          <w:rPr>
-            <w:lang w:val="es_ES" w:bidi="es_ES"/>
-          </w:rPr>
-          <w:rPr>
-            <w:color w:val="0000EE"/>
-            <w:u w:val="single"/>
-          </w:rPr>
-          <w:t>2:2</w:t>
-        </w:r>
-      </w:hyperlink>
+      <w:r>
+        <w:rPr>
+          <w:lang w:val="es_ES" w:bidi="es_ES"/>
+        </w:rPr>
+        <w:t>2:2</w:t>
+      </w:r>
       <w:r>
         <w:rPr>
           <w:lang w:val="es_ES" w:bidi="es_ES"/>
         </w:rPr>
         <w:t>) con ancianos (</w:t>
       </w:r>
-      <w:hyperlink r:id="rId35">
-        <w:r>
-          <w:rPr>
-            <w:lang w:val="es_ES" w:bidi="es_ES"/>
-          </w:rPr>
-          <w:rPr>
-            <w:color w:val="0000EE"/>
-            <w:u w:val="single"/>
-          </w:rPr>
-          <w:t>5:14</w:t>
-        </w:r>
-      </w:hyperlink>
+      <w:r>
+        <w:rPr>
+          <w:lang w:val="es_ES" w:bidi="es_ES"/>
+        </w:rPr>
+        <w:t>5:14</w:t>
+      </w:r>
       <w:r>
         <w:rPr>
           <w:lang w:val="es_ES" w:bidi="es_ES"/>
         </w:rPr>
         <w:t>) y maestros (</w:t>
       </w:r>
-      <w:hyperlink r:id="rId50">
-        <w:r>
-          <w:rPr>
-            <w:lang w:val="es_ES" w:bidi="es_ES"/>
-          </w:rPr>
-          <w:rPr>
-            <w:color w:val="0000EE"/>
-            <w:u w:val="single"/>
-          </w:rPr>
-          <w:t>3:1</w:t>
-        </w:r>
-      </w:hyperlink>
+      <w:r>
+        <w:rPr>
+          <w:lang w:val="es_ES" w:bidi="es_ES"/>
+        </w:rPr>
+        <w:t>3:1</w:t>
+      </w:r>
       <w:r>
         <w:rPr>
           <w:lang w:val="es_ES" w:bidi="es_ES"/>
         </w:rPr>
         <w:t>). Se refiere repetidamente a la ley de Moisés (</w:t>
       </w:r>
-      <w:hyperlink r:id="rId22">
-        <w:r>
-          <w:rPr>
-            <w:lang w:val="es_ES" w:bidi="es_ES"/>
-          </w:rPr>
-          <w:rPr>
-            <w:color w:val="0000EE"/>
-            <w:u w:val="single"/>
-          </w:rPr>
-          <w:t>1:25,</w:t>
-        </w:r>
-      </w:hyperlink>
+      <w:r>
+        <w:rPr>
+          <w:lang w:val="es_ES" w:bidi="es_ES"/>
+        </w:rPr>
+        <w:t>1:25,</w:t>
+      </w:r>
       <w:r>
         <w:rPr>
           <w:lang w:val="es_ES" w:bidi="es_ES"/>
         </w:rPr>
         <w:t xml:space="preserve"> </w:t>
       </w:r>
-      <w:hyperlink r:id="rId75">
-        <w:r>
-          <w:rPr>
-            <w:lang w:val="es_ES" w:bidi="es_ES"/>
-          </w:rPr>
-          <w:rPr>
-            <w:color w:val="0000EE"/>
-            <w:u w:val="single"/>
-          </w:rPr>
-          <w:t>2:8–12,</w:t>
-        </w:r>
-      </w:hyperlink>
+      <w:r>
+        <w:rPr>
+          <w:lang w:val="es_ES" w:bidi="es_ES"/>
+        </w:rPr>
+        <w:t>2:8–12,</w:t>
+      </w:r>
       <w:r>
         <w:rPr>
           <w:lang w:val="es_ES" w:bidi="es_ES"/>
         </w:rPr>
         <w:t xml:space="preserve"> </w:t>
       </w:r>
-      <w:hyperlink r:id="rId51">
-        <w:r>
-          <w:rPr>
-            <w:lang w:val="es_ES" w:bidi="es_ES"/>
-          </w:rPr>
-          <w:rPr>
-            <w:color w:val="0000EE"/>
-            <w:u w:val="single"/>
-          </w:rPr>
-          <w:t>4:11</w:t>
-        </w:r>
-      </w:hyperlink>
+      <w:r>
+        <w:rPr>
+          <w:lang w:val="es_ES" w:bidi="es_ES"/>
+        </w:rPr>
+        <w:t>4:11</w:t>
+      </w:r>
       <w:r>
         <w:rPr>
           <w:lang w:val="es_ES" w:bidi="es_ES"/>
@@ -1925,216 +1469,144 @@
         </w:rPr>
         <w:t xml:space="preserve">, </w:t>
       </w:r>
-      <w:hyperlink r:id="rId76">
-        <w:r>
-          <w:rPr>
-            <w:lang w:val="es_ES" w:bidi="es_ES"/>
-          </w:rPr>
-          <w:rPr>
-            <w:color w:val="0000EE"/>
-            <w:u w:val="single"/>
-          </w:rPr>
-          <w:t>2:19</w:t>
-        </w:r>
-      </w:hyperlink>
+      <w:r>
+        <w:rPr>
+          <w:lang w:val="es_ES" w:bidi="es_ES"/>
+        </w:rPr>
+        <w:t>2:19</w:t>
+      </w:r>
       <w:r>
         <w:rPr>
           <w:lang w:val="es_ES" w:bidi="es_ES"/>
         </w:rPr>
         <w:t>), y nombra a Dios como “el Señor de los Ejércitos Celestiales” (</w:t>
       </w:r>
-      <w:hyperlink r:id="rId77">
-        <w:r>
-          <w:rPr>
-            <w:lang w:val="es_ES" w:bidi="es_ES"/>
-          </w:rPr>
-          <w:rPr>
-            <w:color w:val="0000EE"/>
-            <w:u w:val="single"/>
-          </w:rPr>
-          <w:t>5:4</w:t>
-        </w:r>
-      </w:hyperlink>
+      <w:r>
+        <w:rPr>
+          <w:lang w:val="es_ES" w:bidi="es_ES"/>
+        </w:rPr>
+        <w:t>5:4</w:t>
+      </w:r>
       <w:r>
         <w:rPr>
           <w:lang w:val="es_ES" w:bidi="es_ES"/>
         </w:rPr>
         <w:t>), un título común del Antiguo Testamento para Dios. Jacobo también utiliza los elementos literarios de la literatura de sabiduría del Antiguo Testamento (</w:t>
       </w:r>
-      <w:hyperlink r:id="rId78">
-        <w:r>
-          <w:rPr>
-            <w:lang w:val="es_ES" w:bidi="es_ES"/>
-          </w:rPr>
-          <w:rPr>
-            <w:color w:val="0000EE"/>
-            <w:u w:val="single"/>
-          </w:rPr>
-          <w:t>1:5,</w:t>
-        </w:r>
-      </w:hyperlink>
+      <w:r>
+        <w:rPr>
+          <w:lang w:val="es_ES" w:bidi="es_ES"/>
+        </w:rPr>
+        <w:t>1:5,</w:t>
+      </w:r>
       <w:r>
         <w:rPr>
           <w:lang w:val="es_ES" w:bidi="es_ES"/>
         </w:rPr>
         <w:t xml:space="preserve"> </w:t>
       </w:r>
-      <w:hyperlink r:id="rId79">
-        <w:r>
-          <w:rPr>
-            <w:lang w:val="es_ES" w:bidi="es_ES"/>
-          </w:rPr>
-          <w:rPr>
-            <w:color w:val="0000EE"/>
-            <w:u w:val="single"/>
-          </w:rPr>
-          <w:t>3:13</w:t>
-        </w:r>
-      </w:hyperlink>
+      <w:r>
+        <w:rPr>
+          <w:lang w:val="es_ES" w:bidi="es_ES"/>
+        </w:rPr>
+        <w:t>3:13</w:t>
+      </w:r>
       <w:r>
         <w:rPr>
           <w:lang w:val="es_ES" w:bidi="es_ES"/>
         </w:rPr>
         <w:t>,</w:t>
       </w:r>
-      <w:hyperlink r:id="rId80">
-        <w:r>
-          <w:rPr>
-            <w:lang w:val="es_ES" w:bidi="es_ES"/>
-          </w:rPr>
-          <w:rPr>
-            <w:color w:val="0000EE"/>
-            <w:u w:val="single"/>
-          </w:rPr>
-          <w:t>17</w:t>
-        </w:r>
-      </w:hyperlink>
+      <w:r>
+        <w:rPr>
+          <w:lang w:val="es_ES" w:bidi="es_ES"/>
+        </w:rPr>
+        <w:t>17</w:t>
+      </w:r>
       <w:r>
         <w:rPr>
           <w:lang w:val="es_ES" w:bidi="es_ES"/>
         </w:rPr>
         <w:t>) y exhortaciones proféticas (</w:t>
       </w:r>
-      <w:hyperlink r:id="rId17">
-        <w:r>
-          <w:rPr>
-            <w:lang w:val="es_ES" w:bidi="es_ES"/>
-          </w:rPr>
-          <w:rPr>
-            <w:color w:val="0000EE"/>
-            <w:u w:val="single"/>
-          </w:rPr>
-          <w:t>4:13,</w:t>
-        </w:r>
-      </w:hyperlink>
+      <w:r>
+        <w:rPr>
+          <w:lang w:val="es_ES" w:bidi="es_ES"/>
+        </w:rPr>
+        <w:t>4:13,</w:t>
+      </w:r>
       <w:r>
         <w:rPr>
           <w:lang w:val="es_ES" w:bidi="es_ES"/>
         </w:rPr>
         <w:t xml:space="preserve"> </w:t>
       </w:r>
-      <w:hyperlink r:id="rId81">
-        <w:r>
-          <w:rPr>
-            <w:lang w:val="es_ES" w:bidi="es_ES"/>
-          </w:rPr>
-          <w:rPr>
-            <w:color w:val="0000EE"/>
-            <w:u w:val="single"/>
-          </w:rPr>
-          <w:t>5:1</w:t>
-        </w:r>
-      </w:hyperlink>
+      <w:r>
+        <w:rPr>
+          <w:lang w:val="es_ES" w:bidi="es_ES"/>
+        </w:rPr>
+        <w:t>5:1</w:t>
+      </w:r>
       <w:r>
         <w:rPr>
           <w:lang w:val="es_ES" w:bidi="es_ES"/>
         </w:rPr>
         <w:t xml:space="preserve">). Además, apela a héroes israelitas (Abraham, </w:t>
       </w:r>
-      <w:hyperlink r:id="rId82">
-        <w:r>
-          <w:rPr>
-            <w:lang w:val="es_ES" w:bidi="es_ES"/>
-          </w:rPr>
-          <w:rPr>
-            <w:color w:val="0000EE"/>
-            <w:u w:val="single"/>
-          </w:rPr>
-          <w:t>2:21</w:t>
-        </w:r>
-      </w:hyperlink>
+      <w:r>
+        <w:rPr>
+          <w:lang w:val="es_ES" w:bidi="es_ES"/>
+        </w:rPr>
+        <w:t>2:21</w:t>
+      </w:r>
       <w:r>
         <w:rPr>
           <w:lang w:val="es_ES" w:bidi="es_ES"/>
         </w:rPr>
         <w:t>,</w:t>
       </w:r>
-      <w:hyperlink r:id="rId83">
-        <w:r>
-          <w:rPr>
-            <w:lang w:val="es_ES" w:bidi="es_ES"/>
-          </w:rPr>
-          <w:rPr>
-            <w:color w:val="0000EE"/>
-            <w:u w:val="single"/>
-          </w:rPr>
-          <w:t>23,</w:t>
-        </w:r>
-      </w:hyperlink>
+      <w:r>
+        <w:rPr>
+          <w:lang w:val="es_ES" w:bidi="es_ES"/>
+        </w:rPr>
+        <w:t>23,</w:t>
+      </w:r>
       <w:r>
         <w:rPr>
           <w:lang w:val="es_ES" w:bidi="es_ES"/>
         </w:rPr>
         <w:t xml:space="preserve"> Rahab, </w:t>
       </w:r>
-      <w:hyperlink r:id="rId84">
-        <w:r>
-          <w:rPr>
-            <w:lang w:val="es_ES" w:bidi="es_ES"/>
-          </w:rPr>
-          <w:rPr>
-            <w:color w:val="0000EE"/>
-            <w:u w:val="single"/>
-          </w:rPr>
-          <w:t>2:25,</w:t>
-        </w:r>
-      </w:hyperlink>
+      <w:r>
+        <w:rPr>
+          <w:lang w:val="es_ES" w:bidi="es_ES"/>
+        </w:rPr>
+        <w:t>2:25,</w:t>
+      </w:r>
       <w:r>
         <w:rPr>
           <w:lang w:val="es_ES" w:bidi="es_ES"/>
         </w:rPr>
         <w:t xml:space="preserve"> Job, </w:t>
       </w:r>
-      <w:hyperlink r:id="rId85">
-        <w:r>
-          <w:rPr>
-            <w:lang w:val="es_ES" w:bidi="es_ES"/>
-          </w:rPr>
-          <w:rPr>
-            <w:color w:val="0000EE"/>
-            <w:u w:val="single"/>
-          </w:rPr>
-          <w:t>5:11,</w:t>
-        </w:r>
-      </w:hyperlink>
+      <w:r>
+        <w:rPr>
+          <w:lang w:val="es_ES" w:bidi="es_ES"/>
+        </w:rPr>
+        <w:t>5:11,</w:t>
+      </w:r>
       <w:r>
         <w:rPr>
           <w:lang w:val="es_ES" w:bidi="es_ES"/>
         </w:rPr>
         <w:t xml:space="preserve"> Elías, </w:t>
       </w:r>
-      <w:hyperlink r:id="rId86">
-        <w:r>
-          <w:rPr>
-            <w:lang w:val="es_ES" w:bidi="es_ES"/>
-          </w:rPr>
-          <w:rPr>
-            <w:color w:val="0000EE"/>
-            <w:u w:val="single"/>
-          </w:rPr>
-          <w:t>5:17</w:t>
-        </w:r>
-      </w:hyperlink>
+      <w:r>
+        <w:rPr>
+          <w:lang w:val="es_ES" w:bidi="es_ES"/>
+        </w:rPr>
+        <w:t>5:17</w:t>
+      </w:r>
       <w:r>
         <w:rPr>
           <w:lang w:val="es_ES" w:bidi="es_ES"/>
@@ -2155,162 +1627,108 @@
         </w:rPr>
         <w:t>Obras. Las aparentes diferencias entre Jacobo y Pablo respecto a las “buenas obras” deben entenderse en sus diferentes contextos históricos y teológicos. Tanto Pablo como Jacobo creían que solo Dios, a través de su iniciativa de gracia, podía vencer el problema del pecado humano. Ambos creían que una persona debe responder a la oferta de salvación de Dios mediante la fe. Sin embargo, diferían en su énfasis. Pablo, quien frecuentemente confrontaba a los cristianos judíos por los requisitos que buscaban imponer a los gentiles, enfatizaba que las obras de la ley no producen salvación (</w:t>
       </w:r>
-      <w:hyperlink r:id="rId87">
-        <w:r>
-          <w:rPr>
-            <w:lang w:val="es_ES" w:bidi="es_ES"/>
-          </w:rPr>
-          <w:rPr>
-            <w:color w:val="0000EE"/>
-            <w:u w:val="single"/>
-          </w:rPr>
-          <w:t>Ef 2:8–9</w:t>
-        </w:r>
-      </w:hyperlink>
+      <w:r>
+        <w:rPr>
+          <w:lang w:val="es_ES" w:bidi="es_ES"/>
+        </w:rPr>
+        <w:t>Ef 2:8–9</w:t>
+      </w:r>
       <w:r>
         <w:rPr>
           <w:lang w:val="es_ES" w:bidi="es_ES"/>
         </w:rPr>
         <w:t>), las personas no pueden estar en paz con Dios “haciendo lo que la ley manda” (</w:t>
       </w:r>
-      <w:hyperlink r:id="rId88">
-        <w:r>
-          <w:rPr>
-            <w:lang w:val="es_ES" w:bidi="es_ES"/>
-          </w:rPr>
-          <w:rPr>
-            <w:color w:val="0000EE"/>
-            <w:u w:val="single"/>
-          </w:rPr>
-          <w:t>Ro 3:20</w:t>
-        </w:r>
-      </w:hyperlink>
+      <w:r>
+        <w:rPr>
+          <w:lang w:val="es_ES" w:bidi="es_ES"/>
+        </w:rPr>
+        <w:t>Ro 3:20</w:t>
+      </w:r>
       <w:r>
         <w:rPr>
           <w:lang w:val="es_ES" w:bidi="es_ES"/>
         </w:rPr>
         <w:t>,</w:t>
       </w:r>
-      <w:hyperlink r:id="rId89">
-        <w:r>
-          <w:rPr>
-            <w:lang w:val="es_ES" w:bidi="es_ES"/>
-          </w:rPr>
-          <w:rPr>
-            <w:color w:val="0000EE"/>
-            <w:u w:val="single"/>
-          </w:rPr>
-          <w:t>28,</w:t>
-        </w:r>
-      </w:hyperlink>
+      <w:r>
+        <w:rPr>
+          <w:lang w:val="es_ES" w:bidi="es_ES"/>
+        </w:rPr>
+        <w:t>28,</w:t>
+      </w:r>
       <w:r>
         <w:rPr>
           <w:lang w:val="es_ES" w:bidi="es_ES"/>
         </w:rPr>
         <w:t xml:space="preserve"> </w:t>
       </w:r>
-      <w:hyperlink r:id="rId90">
-        <w:r>
-          <w:rPr>
-            <w:lang w:val="es_ES" w:bidi="es_ES"/>
-          </w:rPr>
-          <w:rPr>
-            <w:color w:val="0000EE"/>
-            <w:u w:val="single"/>
-          </w:rPr>
-          <w:t>Ga 2:16</w:t>
-        </w:r>
-      </w:hyperlink>
+      <w:r>
+        <w:rPr>
+          <w:lang w:val="es_ES" w:bidi="es_ES"/>
+        </w:rPr>
+        <w:t>Ga 2:16</w:t>
+      </w:r>
       <w:r>
         <w:rPr>
           <w:lang w:val="es_ES" w:bidi="es_ES"/>
         </w:rPr>
         <w:t>) o, de hecho, por cualquier cosa que puedan hacer (</w:t>
       </w:r>
-      <w:hyperlink r:id="rId91">
-        <w:r>
-          <w:rPr>
-            <w:lang w:val="es_ES" w:bidi="es_ES"/>
-          </w:rPr>
-          <w:rPr>
-            <w:color w:val="0000EE"/>
-            <w:u w:val="single"/>
-          </w:rPr>
-          <w:t>Ro 4:3–5</w:t>
-        </w:r>
-      </w:hyperlink>
+      <w:r>
+        <w:rPr>
+          <w:lang w:val="es_ES" w:bidi="es_ES"/>
+        </w:rPr>
+        <w:t>Ro 4:3–5</w:t>
+      </w:r>
       <w:r>
         <w:rPr>
           <w:lang w:val="es_ES" w:bidi="es_ES"/>
         </w:rPr>
         <w:t>). Jacobo, por su parte, enfatiza que las buenas obras son la evidencia de una relación genuina con Dios basada en la fe. La verdadera fe bíblica siempre producirá buenas obras agradables a Dios. Jacobo demuestra que la fe no puede reducirse a una mera afirmación de la verdad (</w:t>
       </w:r>
-      <w:hyperlink r:id="rId76">
-        <w:r>
-          <w:rPr>
-            <w:lang w:val="es_ES" w:bidi="es_ES"/>
-          </w:rPr>
-          <w:rPr>
-            <w:color w:val="0000EE"/>
-            <w:u w:val="single"/>
-          </w:rPr>
-          <w:t>2:19</w:t>
-        </w:r>
-      </w:hyperlink>
+      <w:r>
+        <w:rPr>
+          <w:lang w:val="es_ES" w:bidi="es_ES"/>
+        </w:rPr>
+        <w:t>2:19</w:t>
+      </w:r>
       <w:r>
         <w:rPr>
           <w:lang w:val="es_ES" w:bidi="es_ES"/>
         </w:rPr>
         <w:t>), y la fidelidad no permite una lealtad dividida entre Dios y el mundo (</w:t>
       </w:r>
-      <w:hyperlink r:id="rId92">
-        <w:r>
-          <w:rPr>
-            <w:lang w:val="es_ES" w:bidi="es_ES"/>
-          </w:rPr>
-          <w:rPr>
-            <w:color w:val="0000EE"/>
-            <w:u w:val="single"/>
-          </w:rPr>
-          <w:t>1:8,</w:t>
-        </w:r>
-      </w:hyperlink>
+      <w:r>
+        <w:rPr>
+          <w:lang w:val="es_ES" w:bidi="es_ES"/>
+        </w:rPr>
+        <w:t>1:8,</w:t>
+      </w:r>
       <w:r>
         <w:rPr>
           <w:lang w:val="es_ES" w:bidi="es_ES"/>
         </w:rPr>
         <w:t xml:space="preserve"> </w:t>
       </w:r>
-      <w:hyperlink r:id="rId93">
-        <w:r>
-          <w:rPr>
-            <w:lang w:val="es_ES" w:bidi="es_ES"/>
-          </w:rPr>
-          <w:rPr>
-            <w:color w:val="0000EE"/>
-            <w:u w:val="single"/>
-          </w:rPr>
-          <w:t>4:4</w:t>
-        </w:r>
-      </w:hyperlink>
+      <w:r>
+        <w:rPr>
+          <w:lang w:val="es_ES" w:bidi="es_ES"/>
+        </w:rPr>
+        <w:t>4:4</w:t>
+      </w:r>
       <w:r>
         <w:rPr>
           <w:lang w:val="es_ES" w:bidi="es_ES"/>
         </w:rPr>
         <w:t>,</w:t>
       </w:r>
-      <w:hyperlink r:id="rId64">
-        <w:r>
-          <w:rPr>
-            <w:lang w:val="es_ES" w:bidi="es_ES"/>
-          </w:rPr>
-          <w:rPr>
-            <w:color w:val="0000EE"/>
-            <w:u w:val="single"/>
-          </w:rPr>
-          <w:t>7</w:t>
-        </w:r>
-      </w:hyperlink>
+      <w:r>
+        <w:rPr>
+          <w:lang w:val="es_ES" w:bidi="es_ES"/>
+        </w:rPr>
+        <w:t>7</w:t>
+      </w:r>
       <w:r>
         <w:rPr>
           <w:lang w:val="es_ES" w:bidi="es_ES"/>
